--- a/Summer Technology Internship Octave/completed works/2task/otchet2.docx
+++ b/Summer Technology Internship Octave/completed works/2task/otchet2.docx
@@ -66,23 +66,7 @@
           <w:rFonts w:ascii="Times New Roman" w:hAnsi="Times New Roman" w:cs="Times New Roman"/>
           <w:szCs w:val="18"/>
         </w:rPr>
-        <w:t>(</w:t>
-      </w:r>
-      <w:proofErr w:type="spellStart"/>
-      <w:r>
-        <w:rPr>
-          <w:rFonts w:ascii="Times New Roman" w:hAnsi="Times New Roman" w:cs="Times New Roman"/>
-          <w:szCs w:val="18"/>
-        </w:rPr>
-        <w:t>СПбГУТ</w:t>
-      </w:r>
-      <w:proofErr w:type="spellEnd"/>
-      <w:r>
-        <w:rPr>
-          <w:rFonts w:ascii="Times New Roman" w:hAnsi="Times New Roman" w:cs="Times New Roman"/>
-          <w:szCs w:val="18"/>
-        </w:rPr>
-        <w:t>)</w:t>
+        <w:t>(СПбГУТ)</w:t>
       </w:r>
     </w:p>
     <w:p>
@@ -872,19 +856,8 @@
           <w:sz w:val="28"/>
           <w:szCs w:val="28"/>
         </w:rPr>
-        <w:t xml:space="preserve">GNU </w:t>
-      </w:r>
-      <w:proofErr w:type="spellStart"/>
-      <w:r>
-        <w:rPr>
-          <w:rStyle w:val="a5"/>
-          <w:rFonts w:ascii="Times New Roman" w:hAnsi="Times New Roman" w:cs="Times New Roman"/>
-          <w:sz w:val="28"/>
-          <w:szCs w:val="28"/>
-        </w:rPr>
-        <w:t>Octave</w:t>
-      </w:r>
-      <w:proofErr w:type="spellEnd"/>
+        <w:t>GNU Octave</w:t>
+      </w:r>
       <w:r>
         <w:rPr>
           <w:rFonts w:ascii="Times New Roman" w:hAnsi="Times New Roman" w:cs="Times New Roman"/>
@@ -893,7 +866,6 @@
         </w:rPr>
         <w:t xml:space="preserve">: ввод данных с клавиатуры, использование условного оператора </w:t>
       </w:r>
-      <w:proofErr w:type="spellStart"/>
       <w:r>
         <w:rPr>
           <w:rStyle w:val="HTML"/>
@@ -903,7 +875,6 @@
         </w:rPr>
         <w:t>if</w:t>
       </w:r>
-      <w:proofErr w:type="spellEnd"/>
       <w:r>
         <w:rPr>
           <w:rFonts w:ascii="Times New Roman" w:hAnsi="Times New Roman" w:cs="Times New Roman"/>
@@ -979,6 +950,7 @@
       <w:r>
         <w:rPr>
           <w:rFonts w:ascii="Times New Roman" w:hAnsi="Times New Roman" w:cs="Times New Roman"/>
+          <w:noProof/>
           <w:sz w:val="24"/>
         </w:rPr>
         <w:drawing>
@@ -1063,8 +1035,6 @@
                 <w:szCs w:val="28"/>
               </w:rPr>
             </w:pPr>
-            <w:proofErr w:type="spellStart"/>
-            <w:proofErr w:type="gramStart"/>
             <w:r>
               <w:rPr>
                 <w:rFonts w:ascii="Times New Roman" w:hAnsi="Times New Roman" w:cs="Times New Roman"/>
@@ -1076,27 +1046,15 @@
               </w:rPr>
               <w:t>disp</w:t>
             </w:r>
-            <w:proofErr w:type="spellEnd"/>
-            <w:r>
-              <w:rPr>
-                <w:rFonts w:ascii="Times New Roman" w:hAnsi="Times New Roman" w:cs="Times New Roman"/>
-                <w:bCs/>
-                <w:color w:val="000000"/>
-                <w:sz w:val="28"/>
-                <w:szCs w:val="28"/>
-              </w:rPr>
-              <w:t>(</w:t>
-            </w:r>
-            <w:proofErr w:type="gramEnd"/>
-            <w:r>
-              <w:rPr>
-                <w:rFonts w:ascii="Times New Roman" w:hAnsi="Times New Roman" w:cs="Times New Roman"/>
-                <w:bCs/>
-                <w:color w:val="000000"/>
-                <w:sz w:val="28"/>
-                <w:szCs w:val="28"/>
-              </w:rPr>
-              <w:t>'Задание 1. Проверка принадлежности точки области');</w:t>
+            <w:r>
+              <w:rPr>
+                <w:rFonts w:ascii="Times New Roman" w:hAnsi="Times New Roman" w:cs="Times New Roman"/>
+                <w:bCs/>
+                <w:color w:val="000000"/>
+                <w:sz w:val="28"/>
+                <w:szCs w:val="28"/>
+              </w:rPr>
+              <w:t>('Задание 1. Проверка принадлежности точки области');</w:t>
             </w:r>
           </w:p>
           <w:p>
@@ -1141,7 +1099,6 @@
               </w:rPr>
               <w:t xml:space="preserve"> = </w:t>
             </w:r>
-            <w:proofErr w:type="gramStart"/>
             <w:r>
               <w:rPr>
                 <w:rFonts w:ascii="Times New Roman" w:hAnsi="Times New Roman" w:cs="Times New Roman"/>
@@ -1161,18 +1118,7 @@
                 <w:sz w:val="28"/>
                 <w:szCs w:val="28"/>
               </w:rPr>
-              <w:t>(</w:t>
-            </w:r>
-            <w:proofErr w:type="gramEnd"/>
-            <w:r>
-              <w:rPr>
-                <w:rFonts w:ascii="Times New Roman" w:hAnsi="Times New Roman" w:cs="Times New Roman"/>
-                <w:bCs/>
-                <w:color w:val="000000"/>
-                <w:sz w:val="28"/>
-                <w:szCs w:val="28"/>
-              </w:rPr>
-              <w:t xml:space="preserve">'Введите </w:t>
+              <w:t xml:space="preserve">('Введите </w:t>
             </w:r>
             <w:r>
               <w:rPr>
@@ -1227,7 +1173,6 @@
               </w:rPr>
               <w:t xml:space="preserve"> = </w:t>
             </w:r>
-            <w:proofErr w:type="gramStart"/>
             <w:r>
               <w:rPr>
                 <w:rFonts w:ascii="Times New Roman" w:hAnsi="Times New Roman" w:cs="Times New Roman"/>
@@ -1247,18 +1192,7 @@
                 <w:sz w:val="28"/>
                 <w:szCs w:val="28"/>
               </w:rPr>
-              <w:t>(</w:t>
-            </w:r>
-            <w:proofErr w:type="gramEnd"/>
-            <w:r>
-              <w:rPr>
-                <w:rFonts w:ascii="Times New Roman" w:hAnsi="Times New Roman" w:cs="Times New Roman"/>
-                <w:bCs/>
-                <w:color w:val="000000"/>
-                <w:sz w:val="28"/>
-                <w:szCs w:val="28"/>
-              </w:rPr>
-              <w:t xml:space="preserve">'Введите </w:t>
+              <w:t xml:space="preserve">('Введите </w:t>
             </w:r>
             <w:r>
               <w:rPr>
@@ -1471,8 +1405,6 @@
               </w:rPr>
               <w:t xml:space="preserve">    </w:t>
             </w:r>
-            <w:proofErr w:type="spellStart"/>
-            <w:proofErr w:type="gramStart"/>
             <w:r>
               <w:rPr>
                 <w:rFonts w:ascii="Times New Roman" w:hAnsi="Times New Roman" w:cs="Times New Roman"/>
@@ -1484,27 +1416,15 @@
               </w:rPr>
               <w:t>disp</w:t>
             </w:r>
-            <w:proofErr w:type="spellEnd"/>
-            <w:r>
-              <w:rPr>
-                <w:rFonts w:ascii="Times New Roman" w:hAnsi="Times New Roman" w:cs="Times New Roman"/>
-                <w:bCs/>
-                <w:color w:val="000000"/>
-                <w:sz w:val="28"/>
-                <w:szCs w:val="28"/>
-              </w:rPr>
-              <w:t>(</w:t>
-            </w:r>
-            <w:proofErr w:type="gramEnd"/>
-            <w:r>
-              <w:rPr>
-                <w:rFonts w:ascii="Times New Roman" w:hAnsi="Times New Roman" w:cs="Times New Roman"/>
-                <w:bCs/>
-                <w:color w:val="000000"/>
-                <w:sz w:val="28"/>
-                <w:szCs w:val="28"/>
-              </w:rPr>
-              <w:t>'Точка принадлежит заштрихованной области');</w:t>
+            <w:r>
+              <w:rPr>
+                <w:rFonts w:ascii="Times New Roman" w:hAnsi="Times New Roman" w:cs="Times New Roman"/>
+                <w:bCs/>
+                <w:color w:val="000000"/>
+                <w:sz w:val="28"/>
+                <w:szCs w:val="28"/>
+              </w:rPr>
+              <w:t>('Точка принадлежит заштрихованной области');</w:t>
             </w:r>
           </w:p>
           <w:p>
@@ -1549,8 +1469,6 @@
               </w:rPr>
               <w:t xml:space="preserve">    </w:t>
             </w:r>
-            <w:proofErr w:type="spellStart"/>
-            <w:proofErr w:type="gramStart"/>
             <w:r>
               <w:rPr>
                 <w:rFonts w:ascii="Times New Roman" w:hAnsi="Times New Roman" w:cs="Times New Roman"/>
@@ -1562,27 +1480,15 @@
               </w:rPr>
               <w:t>disp</w:t>
             </w:r>
-            <w:proofErr w:type="spellEnd"/>
-            <w:r>
-              <w:rPr>
-                <w:rFonts w:ascii="Times New Roman" w:hAnsi="Times New Roman" w:cs="Times New Roman"/>
-                <w:bCs/>
-                <w:color w:val="000000"/>
-                <w:sz w:val="28"/>
-                <w:szCs w:val="28"/>
-              </w:rPr>
-              <w:t>(</w:t>
-            </w:r>
-            <w:proofErr w:type="gramEnd"/>
-            <w:r>
-              <w:rPr>
-                <w:rFonts w:ascii="Times New Roman" w:hAnsi="Times New Roman" w:cs="Times New Roman"/>
-                <w:bCs/>
-                <w:color w:val="000000"/>
-                <w:sz w:val="28"/>
-                <w:szCs w:val="28"/>
-              </w:rPr>
-              <w:t>'Точка не принадлежит заштрихованной области');</w:t>
+            <w:r>
+              <w:rPr>
+                <w:rFonts w:ascii="Times New Roman" w:hAnsi="Times New Roman" w:cs="Times New Roman"/>
+                <w:bCs/>
+                <w:color w:val="000000"/>
+                <w:sz w:val="28"/>
+                <w:szCs w:val="28"/>
+              </w:rPr>
+              <w:t>('Точка не принадлежит заштрихованной области');</w:t>
             </w:r>
           </w:p>
           <w:p>
@@ -1694,6 +1600,7 @@
               <w:rPr>
                 <w:rFonts w:ascii="Times New Roman" w:hAnsi="Times New Roman" w:cs="Times New Roman"/>
                 <w:b/>
+                <w:noProof/>
                 <w:color w:val="000000"/>
                 <w:sz w:val="28"/>
                 <w:szCs w:val="28"/>
@@ -1809,25 +1716,7 @@
           <w:sz w:val="28"/>
           <w:szCs w:val="28"/>
         </w:rPr>
-        <w:t xml:space="preserve">Записать матрицу </w:t>
-      </w:r>
-      <w:proofErr w:type="gramStart"/>
-      <w:r>
-        <w:rPr>
-          <w:rFonts w:ascii="Times New Roman" w:hAnsi="Times New Roman" w:cs="Times New Roman"/>
-          <w:sz w:val="28"/>
-          <w:szCs w:val="28"/>
-        </w:rPr>
-        <w:t>A(</w:t>
-      </w:r>
-      <w:proofErr w:type="gramEnd"/>
-      <w:r>
-        <w:rPr>
-          <w:rFonts w:ascii="Times New Roman" w:hAnsi="Times New Roman" w:cs="Times New Roman"/>
-          <w:sz w:val="28"/>
-          <w:szCs w:val="28"/>
-        </w:rPr>
-        <w:t xml:space="preserve">N, M – вводится с клавиатуры) в файл следующим образом. Пусть в первой строке текстового файла хранятся числа N и M, а затем – построчно матрица A – (вводится с клавиатуры). Назвать файл </w:t>
+        <w:t xml:space="preserve">Записать матрицу A(N, M – вводится с клавиатуры) в файл следующим образом. Пусть в первой строке текстового файла хранятся числа N и M, а затем – построчно матрица A – (вводится с клавиатуры). Назвать файл </w:t>
       </w:r>
       <w:r>
         <w:rPr>
@@ -1942,478 +1831,1047 @@
                 <w:color w:val="000000"/>
                 <w:sz w:val="28"/>
                 <w:szCs w:val="28"/>
-                <w:lang w:val="en-US"/>
-              </w:rPr>
-            </w:pPr>
-            <w:r>
-              <w:rPr>
-                <w:rFonts w:ascii="Times New Roman" w:hAnsi="Times New Roman" w:cs="Times New Roman"/>
-                <w:bCs/>
-                <w:color w:val="000000"/>
-                <w:sz w:val="28"/>
-                <w:szCs w:val="28"/>
-                <w:lang w:val="en-US"/>
-              </w:rPr>
-              <w:t>A = 10</w:t>
-            </w:r>
-            <w:proofErr w:type="gramStart"/>
-            <w:r>
-              <w:rPr>
-                <w:rFonts w:ascii="Times New Roman" w:hAnsi="Times New Roman" w:cs="Times New Roman"/>
-                <w:bCs/>
-                <w:color w:val="000000"/>
-                <w:sz w:val="28"/>
-                <w:szCs w:val="28"/>
-                <w:lang w:val="en-US"/>
-              </w:rPr>
-              <w:t>^(</w:t>
-            </w:r>
-            <w:proofErr w:type="gramEnd"/>
-            <w:r>
-              <w:rPr>
-                <w:rFonts w:ascii="Times New Roman" w:hAnsi="Times New Roman" w:cs="Times New Roman"/>
-                <w:bCs/>
-                <w:color w:val="000000"/>
-                <w:sz w:val="28"/>
-                <w:szCs w:val="28"/>
-                <w:lang w:val="en-US"/>
-              </w:rPr>
-              <w:t>-1);</w:t>
-            </w:r>
-          </w:p>
-          <w:p>
-            <w:pPr>
-              <w:rPr>
-                <w:rFonts w:ascii="Times New Roman" w:hAnsi="Times New Roman" w:cs="Times New Roman"/>
-                <w:bCs/>
-                <w:color w:val="000000"/>
-                <w:sz w:val="28"/>
-                <w:szCs w:val="28"/>
-                <w:lang w:val="en-US"/>
-              </w:rPr>
-            </w:pPr>
-            <w:r>
-              <w:rPr>
-                <w:rFonts w:ascii="Times New Roman" w:hAnsi="Times New Roman" w:cs="Times New Roman"/>
-                <w:bCs/>
-                <w:color w:val="000000"/>
-                <w:sz w:val="28"/>
-                <w:szCs w:val="28"/>
-                <w:lang w:val="en-US"/>
-              </w:rPr>
-              <w:t>B = 1.2;</w:t>
-            </w:r>
-          </w:p>
-          <w:p>
-            <w:pPr>
-              <w:rPr>
-                <w:rFonts w:ascii="Times New Roman" w:hAnsi="Times New Roman" w:cs="Times New Roman"/>
-                <w:bCs/>
-                <w:color w:val="000000"/>
-                <w:sz w:val="28"/>
-                <w:szCs w:val="28"/>
-                <w:lang w:val="en-US"/>
-              </w:rPr>
-            </w:pPr>
-            <w:r>
-              <w:rPr>
-                <w:rFonts w:ascii="Times New Roman" w:hAnsi="Times New Roman" w:cs="Times New Roman"/>
-                <w:bCs/>
-                <w:color w:val="000000"/>
-                <w:sz w:val="28"/>
-                <w:szCs w:val="28"/>
-                <w:lang w:val="en-US"/>
-              </w:rPr>
-              <w:t>C = 5.1;</w:t>
-            </w:r>
-          </w:p>
-          <w:p>
-            <w:pPr>
-              <w:rPr>
-                <w:rFonts w:ascii="Times New Roman" w:hAnsi="Times New Roman" w:cs="Times New Roman"/>
-                <w:bCs/>
-                <w:color w:val="000000"/>
-                <w:sz w:val="28"/>
-                <w:szCs w:val="28"/>
-                <w:lang w:val="en-US"/>
-              </w:rPr>
-            </w:pPr>
-            <w:r>
-              <w:rPr>
-                <w:rFonts w:ascii="Times New Roman" w:hAnsi="Times New Roman" w:cs="Times New Roman"/>
-                <w:bCs/>
-                <w:color w:val="000000"/>
-                <w:sz w:val="28"/>
-                <w:szCs w:val="28"/>
-                <w:lang w:val="en-US"/>
-              </w:rPr>
-              <w:t>D = 2.05;</w:t>
-            </w:r>
-          </w:p>
-          <w:p>
-            <w:pPr>
-              <w:rPr>
-                <w:rFonts w:ascii="Times New Roman" w:hAnsi="Times New Roman" w:cs="Times New Roman"/>
-                <w:bCs/>
-                <w:color w:val="000000"/>
-                <w:sz w:val="28"/>
-                <w:szCs w:val="28"/>
-                <w:lang w:val="en-US"/>
-              </w:rPr>
-            </w:pPr>
-            <w:r>
-              <w:rPr>
-                <w:rFonts w:ascii="Times New Roman" w:hAnsi="Times New Roman" w:cs="Times New Roman"/>
-                <w:bCs/>
-                <w:color w:val="000000"/>
-                <w:sz w:val="28"/>
-                <w:szCs w:val="28"/>
-                <w:lang w:val="en-US"/>
-              </w:rPr>
-              <w:t>format long;</w:t>
-            </w:r>
-          </w:p>
-          <w:p>
-            <w:pPr>
-              <w:rPr>
-                <w:rFonts w:ascii="Times New Roman" w:hAnsi="Times New Roman" w:cs="Times New Roman"/>
-                <w:bCs/>
-                <w:color w:val="000000"/>
-                <w:sz w:val="28"/>
-                <w:szCs w:val="28"/>
-              </w:rPr>
-            </w:pPr>
-            <w:proofErr w:type="spellStart"/>
-            <w:proofErr w:type="gramStart"/>
-            <w:r>
-              <w:rPr>
-                <w:rFonts w:ascii="Times New Roman" w:hAnsi="Times New Roman" w:cs="Times New Roman"/>
-                <w:bCs/>
-                <w:color w:val="000000"/>
-                <w:sz w:val="28"/>
-                <w:szCs w:val="28"/>
-                <w:lang w:val="en-US"/>
-              </w:rPr>
-              <w:t>printf</w:t>
-            </w:r>
-            <w:proofErr w:type="spellEnd"/>
-            <w:r>
-              <w:rPr>
-                <w:rFonts w:ascii="Times New Roman" w:hAnsi="Times New Roman" w:cs="Times New Roman"/>
-                <w:bCs/>
-                <w:color w:val="000000"/>
-                <w:sz w:val="28"/>
-                <w:szCs w:val="28"/>
-              </w:rPr>
-              <w:t>(</w:t>
-            </w:r>
-            <w:proofErr w:type="gramEnd"/>
-            <w:r>
-              <w:rPr>
-                <w:rFonts w:ascii="Times New Roman" w:hAnsi="Times New Roman" w:cs="Times New Roman"/>
-                <w:bCs/>
-                <w:color w:val="000000"/>
-                <w:sz w:val="28"/>
-                <w:szCs w:val="28"/>
-              </w:rPr>
-              <w:t>'10-ая система:\</w:t>
-            </w:r>
-            <w:r>
-              <w:rPr>
-                <w:rFonts w:ascii="Times New Roman" w:hAnsi="Times New Roman" w:cs="Times New Roman"/>
-                <w:bCs/>
-                <w:color w:val="000000"/>
-                <w:sz w:val="28"/>
-                <w:szCs w:val="28"/>
-                <w:lang w:val="en-US"/>
-              </w:rPr>
-              <w:t>n</w:t>
-            </w:r>
-            <w:r>
-              <w:rPr>
-                <w:rFonts w:ascii="Times New Roman" w:hAnsi="Times New Roman" w:cs="Times New Roman"/>
-                <w:bCs/>
-                <w:color w:val="000000"/>
-                <w:sz w:val="28"/>
-                <w:szCs w:val="28"/>
-              </w:rPr>
-              <w:t>')</w:t>
-            </w:r>
-          </w:p>
-          <w:p>
-            <w:pPr>
-              <w:rPr>
-                <w:rFonts w:ascii="Times New Roman" w:hAnsi="Times New Roman" w:cs="Times New Roman"/>
-                <w:bCs/>
-                <w:color w:val="000000"/>
-                <w:sz w:val="28"/>
-                <w:szCs w:val="28"/>
-                <w:lang w:val="en-US"/>
-              </w:rPr>
-            </w:pPr>
-            <w:r>
-              <w:rPr>
-                <w:rFonts w:ascii="Times New Roman" w:hAnsi="Times New Roman" w:cs="Times New Roman"/>
-                <w:bCs/>
-                <w:color w:val="000000"/>
-                <w:sz w:val="28"/>
-                <w:szCs w:val="28"/>
-                <w:lang w:val="en-US"/>
-              </w:rPr>
-              <w:t xml:space="preserve">result = 0.25 * (sin(A) / (5.21e-6 * exp(B)) - 4 * </w:t>
-            </w:r>
-            <w:proofErr w:type="gramStart"/>
-            <w:r>
-              <w:rPr>
-                <w:rFonts w:ascii="Times New Roman" w:hAnsi="Times New Roman" w:cs="Times New Roman"/>
-                <w:bCs/>
-                <w:color w:val="000000"/>
-                <w:sz w:val="28"/>
-                <w:szCs w:val="28"/>
-                <w:lang w:val="en-US"/>
-              </w:rPr>
-              <w:t>sqrt(</w:t>
-            </w:r>
-            <w:proofErr w:type="gramEnd"/>
-            <w:r>
-              <w:rPr>
-                <w:rFonts w:ascii="Times New Roman" w:hAnsi="Times New Roman" w:cs="Times New Roman"/>
-                <w:bCs/>
-                <w:color w:val="000000"/>
-                <w:sz w:val="28"/>
-                <w:szCs w:val="28"/>
-                <w:lang w:val="en-US"/>
-              </w:rPr>
-              <w:t>C * log(C))) - pi * D^2</w:t>
-            </w:r>
-          </w:p>
-          <w:p>
-            <w:pPr>
-              <w:rPr>
-                <w:rFonts w:ascii="Times New Roman" w:hAnsi="Times New Roman" w:cs="Times New Roman"/>
-                <w:bCs/>
-                <w:color w:val="000000"/>
-                <w:sz w:val="28"/>
-                <w:szCs w:val="28"/>
-                <w:lang w:val="en-US"/>
-              </w:rPr>
-            </w:pPr>
-          </w:p>
-          <w:p>
-            <w:pPr>
-              <w:rPr>
-                <w:rFonts w:ascii="Times New Roman" w:hAnsi="Times New Roman" w:cs="Times New Roman"/>
-                <w:bCs/>
-                <w:color w:val="000000"/>
-                <w:sz w:val="28"/>
-                <w:szCs w:val="28"/>
-              </w:rPr>
-            </w:pPr>
-            <w:proofErr w:type="spellStart"/>
-            <w:proofErr w:type="gramStart"/>
-            <w:r>
-              <w:rPr>
-                <w:rFonts w:ascii="Times New Roman" w:hAnsi="Times New Roman" w:cs="Times New Roman"/>
-                <w:bCs/>
-                <w:color w:val="000000"/>
-                <w:sz w:val="28"/>
-                <w:szCs w:val="28"/>
-                <w:lang w:val="en-US"/>
-              </w:rPr>
-              <w:t>printf</w:t>
-            </w:r>
-            <w:proofErr w:type="spellEnd"/>
-            <w:r>
-              <w:rPr>
-                <w:rFonts w:ascii="Times New Roman" w:hAnsi="Times New Roman" w:cs="Times New Roman"/>
-                <w:bCs/>
-                <w:color w:val="000000"/>
-                <w:sz w:val="28"/>
-                <w:szCs w:val="28"/>
-              </w:rPr>
-              <w:t>(</w:t>
-            </w:r>
-            <w:proofErr w:type="gramEnd"/>
-            <w:r>
-              <w:rPr>
-                <w:rFonts w:ascii="Times New Roman" w:hAnsi="Times New Roman" w:cs="Times New Roman"/>
-                <w:bCs/>
-                <w:color w:val="000000"/>
-                <w:sz w:val="28"/>
-                <w:szCs w:val="28"/>
-              </w:rPr>
-              <w:t>'16-ая система:\</w:t>
-            </w:r>
-            <w:r>
-              <w:rPr>
-                <w:rFonts w:ascii="Times New Roman" w:hAnsi="Times New Roman" w:cs="Times New Roman"/>
-                <w:bCs/>
-                <w:color w:val="000000"/>
-                <w:sz w:val="28"/>
-                <w:szCs w:val="28"/>
-                <w:lang w:val="en-US"/>
-              </w:rPr>
-              <w:t>n</w:t>
-            </w:r>
-            <w:r>
-              <w:rPr>
-                <w:rFonts w:ascii="Times New Roman" w:hAnsi="Times New Roman" w:cs="Times New Roman"/>
-                <w:bCs/>
-                <w:color w:val="000000"/>
-                <w:sz w:val="28"/>
-                <w:szCs w:val="28"/>
-              </w:rPr>
-              <w:t>')</w:t>
-            </w:r>
-          </w:p>
-          <w:p>
-            <w:pPr>
-              <w:rPr>
-                <w:rFonts w:ascii="Times New Roman" w:hAnsi="Times New Roman" w:cs="Times New Roman"/>
-                <w:bCs/>
-                <w:color w:val="000000"/>
-                <w:sz w:val="28"/>
-                <w:szCs w:val="28"/>
-                <w:lang w:val="en-US"/>
-              </w:rPr>
-            </w:pPr>
-            <w:proofErr w:type="spellStart"/>
-            <w:r>
-              <w:rPr>
-                <w:rFonts w:ascii="Times New Roman" w:hAnsi="Times New Roman" w:cs="Times New Roman"/>
-                <w:bCs/>
-                <w:color w:val="000000"/>
-                <w:sz w:val="28"/>
-                <w:szCs w:val="28"/>
-                <w:lang w:val="en-US"/>
-              </w:rPr>
-              <w:t>hex_result</w:t>
-            </w:r>
-            <w:proofErr w:type="spellEnd"/>
-            <w:r>
-              <w:rPr>
-                <w:rFonts w:ascii="Times New Roman" w:hAnsi="Times New Roman" w:cs="Times New Roman"/>
-                <w:bCs/>
-                <w:color w:val="000000"/>
-                <w:sz w:val="28"/>
-                <w:szCs w:val="28"/>
-                <w:lang w:val="en-US"/>
-              </w:rPr>
-              <w:t xml:space="preserve"> = dec2hex(result)</w:t>
-            </w:r>
-          </w:p>
-          <w:p>
-            <w:pPr>
-              <w:rPr>
-                <w:rFonts w:ascii="Times New Roman" w:hAnsi="Times New Roman" w:cs="Times New Roman"/>
-                <w:bCs/>
-                <w:color w:val="000000"/>
-                <w:sz w:val="28"/>
-                <w:szCs w:val="28"/>
-                <w:lang w:val="en-US"/>
-              </w:rPr>
-            </w:pPr>
-          </w:p>
-          <w:p>
-            <w:pPr>
-              <w:rPr>
-                <w:rFonts w:ascii="Times New Roman" w:hAnsi="Times New Roman" w:cs="Times New Roman"/>
-                <w:bCs/>
-                <w:color w:val="000000"/>
-                <w:sz w:val="28"/>
-                <w:szCs w:val="28"/>
-              </w:rPr>
-            </w:pPr>
-            <w:proofErr w:type="spellStart"/>
-            <w:proofErr w:type="gramStart"/>
-            <w:r>
-              <w:rPr>
-                <w:rFonts w:ascii="Times New Roman" w:hAnsi="Times New Roman" w:cs="Times New Roman"/>
-                <w:bCs/>
-                <w:color w:val="000000"/>
-                <w:sz w:val="28"/>
-                <w:szCs w:val="28"/>
-                <w:lang w:val="en-US"/>
-              </w:rPr>
-              <w:t>printf</w:t>
-            </w:r>
-            <w:proofErr w:type="spellEnd"/>
-            <w:r>
-              <w:rPr>
-                <w:rFonts w:ascii="Times New Roman" w:hAnsi="Times New Roman" w:cs="Times New Roman"/>
-                <w:bCs/>
-                <w:color w:val="000000"/>
-                <w:sz w:val="28"/>
-                <w:szCs w:val="28"/>
-              </w:rPr>
-              <w:t>(</w:t>
-            </w:r>
-            <w:proofErr w:type="gramEnd"/>
-            <w:r>
-              <w:rPr>
-                <w:rFonts w:ascii="Times New Roman" w:hAnsi="Times New Roman" w:cs="Times New Roman"/>
-                <w:bCs/>
-                <w:color w:val="000000"/>
-                <w:sz w:val="28"/>
-                <w:szCs w:val="28"/>
-              </w:rPr>
-              <w:t>'2-ая система:\</w:t>
-            </w:r>
-            <w:r>
-              <w:rPr>
-                <w:rFonts w:ascii="Times New Roman" w:hAnsi="Times New Roman" w:cs="Times New Roman"/>
-                <w:bCs/>
-                <w:color w:val="000000"/>
-                <w:sz w:val="28"/>
-                <w:szCs w:val="28"/>
-                <w:lang w:val="en-US"/>
-              </w:rPr>
-              <w:t>n</w:t>
-            </w:r>
-            <w:r>
-              <w:rPr>
-                <w:rFonts w:ascii="Times New Roman" w:hAnsi="Times New Roman" w:cs="Times New Roman"/>
-                <w:bCs/>
-                <w:color w:val="000000"/>
-                <w:sz w:val="28"/>
-                <w:szCs w:val="28"/>
-              </w:rPr>
-              <w:t>')</w:t>
-            </w:r>
-          </w:p>
-          <w:p>
-            <w:pPr>
-              <w:rPr>
-                <w:rFonts w:ascii="Times New Roman" w:hAnsi="Times New Roman" w:cs="Times New Roman"/>
-                <w:bCs/>
-                <w:color w:val="000000"/>
-                <w:sz w:val="28"/>
-                <w:szCs w:val="28"/>
-              </w:rPr>
-            </w:pPr>
-            <w:proofErr w:type="spellStart"/>
-            <w:r>
-              <w:rPr>
-                <w:rFonts w:ascii="Times New Roman" w:hAnsi="Times New Roman" w:cs="Times New Roman"/>
-                <w:bCs/>
-                <w:color w:val="000000"/>
-                <w:sz w:val="28"/>
-                <w:szCs w:val="28"/>
-                <w:lang w:val="en-US"/>
-              </w:rPr>
-              <w:t>bin_result</w:t>
-            </w:r>
-            <w:proofErr w:type="spellEnd"/>
-            <w:r>
-              <w:rPr>
-                <w:rFonts w:ascii="Times New Roman" w:hAnsi="Times New Roman" w:cs="Times New Roman"/>
-                <w:bCs/>
-                <w:color w:val="000000"/>
-                <w:sz w:val="28"/>
-                <w:szCs w:val="28"/>
-                <w:lang w:val="en-US"/>
-              </w:rPr>
-              <w:t xml:space="preserve"> = dec2bin(result)</w:t>
+              </w:rPr>
+            </w:pPr>
+            <w:r>
+              <w:rPr>
+                <w:rFonts w:ascii="Times New Roman" w:hAnsi="Times New Roman" w:cs="Times New Roman"/>
+                <w:bCs/>
+                <w:color w:val="000000"/>
+                <w:sz w:val="28"/>
+                <w:szCs w:val="28"/>
+                <w:lang w:val="en-US"/>
+              </w:rPr>
+              <w:t>clc</w:t>
+            </w:r>
+            <w:r>
+              <w:rPr>
+                <w:rFonts w:ascii="Times New Roman" w:hAnsi="Times New Roman" w:cs="Times New Roman"/>
+                <w:bCs/>
+                <w:color w:val="000000"/>
+                <w:sz w:val="28"/>
+                <w:szCs w:val="28"/>
+              </w:rPr>
+              <w:t>;</w:t>
+            </w:r>
+          </w:p>
+          <w:p>
+            <w:pPr>
+              <w:rPr>
+                <w:rFonts w:ascii="Times New Roman" w:hAnsi="Times New Roman" w:cs="Times New Roman"/>
+                <w:bCs/>
+                <w:color w:val="000000"/>
+                <w:sz w:val="28"/>
+                <w:szCs w:val="28"/>
+              </w:rPr>
+            </w:pPr>
+            <w:r>
+              <w:rPr>
+                <w:rFonts w:ascii="Times New Roman" w:hAnsi="Times New Roman" w:cs="Times New Roman"/>
+                <w:bCs/>
+                <w:color w:val="000000"/>
+                <w:sz w:val="28"/>
+                <w:szCs w:val="28"/>
+                <w:lang w:val="en-US"/>
+              </w:rPr>
+              <w:t>clear</w:t>
+            </w:r>
+            <w:r>
+              <w:rPr>
+                <w:rFonts w:ascii="Times New Roman" w:hAnsi="Times New Roman" w:cs="Times New Roman"/>
+                <w:bCs/>
+                <w:color w:val="000000"/>
+                <w:sz w:val="28"/>
+                <w:szCs w:val="28"/>
+              </w:rPr>
+              <w:t>;</w:t>
+            </w:r>
+          </w:p>
+          <w:p>
+            <w:pPr>
+              <w:rPr>
+                <w:rFonts w:ascii="Times New Roman" w:hAnsi="Times New Roman" w:cs="Times New Roman"/>
+                <w:bCs/>
+                <w:color w:val="000000"/>
+                <w:sz w:val="28"/>
+                <w:szCs w:val="28"/>
+              </w:rPr>
+            </w:pPr>
+            <w:r>
+              <w:rPr>
+                <w:rFonts w:ascii="Times New Roman" w:hAnsi="Times New Roman" w:cs="Times New Roman"/>
+                <w:bCs/>
+                <w:color w:val="000000"/>
+                <w:sz w:val="28"/>
+                <w:szCs w:val="28"/>
+                <w:lang w:val="en-US"/>
+              </w:rPr>
+              <w:t>disp</w:t>
+            </w:r>
+            <w:r>
+              <w:rPr>
+                <w:rFonts w:ascii="Times New Roman" w:hAnsi="Times New Roman" w:cs="Times New Roman"/>
+                <w:bCs/>
+                <w:color w:val="000000"/>
+                <w:sz w:val="28"/>
+                <w:szCs w:val="28"/>
+              </w:rPr>
+              <w:t>('Задание: записать матрицу в файл и считать ее обратно');</w:t>
+            </w:r>
+          </w:p>
+          <w:p>
+            <w:pPr>
+              <w:rPr>
+                <w:rFonts w:ascii="Times New Roman" w:hAnsi="Times New Roman" w:cs="Times New Roman"/>
+                <w:bCs/>
+                <w:color w:val="000000"/>
+                <w:sz w:val="28"/>
+                <w:szCs w:val="28"/>
+              </w:rPr>
+            </w:pPr>
+          </w:p>
+          <w:p>
+            <w:pPr>
+              <w:rPr>
+                <w:rFonts w:ascii="Times New Roman" w:hAnsi="Times New Roman" w:cs="Times New Roman"/>
+                <w:bCs/>
+                <w:color w:val="000000"/>
+                <w:sz w:val="28"/>
+                <w:szCs w:val="28"/>
+              </w:rPr>
+            </w:pPr>
+            <w:r>
+              <w:rPr>
+                <w:rFonts w:ascii="Times New Roman" w:hAnsi="Times New Roman" w:cs="Times New Roman"/>
+                <w:bCs/>
+                <w:color w:val="000000"/>
+                <w:sz w:val="28"/>
+                <w:szCs w:val="28"/>
+                <w:lang w:val="en-US"/>
+              </w:rPr>
+              <w:t>N</w:t>
+            </w:r>
+            <w:r>
+              <w:rPr>
+                <w:rFonts w:ascii="Times New Roman" w:hAnsi="Times New Roman" w:cs="Times New Roman"/>
+                <w:bCs/>
+                <w:color w:val="000000"/>
+                <w:sz w:val="28"/>
+                <w:szCs w:val="28"/>
+              </w:rPr>
+              <w:t xml:space="preserve"> = </w:t>
+            </w:r>
+            <w:r>
+              <w:rPr>
+                <w:rFonts w:ascii="Times New Roman" w:hAnsi="Times New Roman" w:cs="Times New Roman"/>
+                <w:bCs/>
+                <w:color w:val="000000"/>
+                <w:sz w:val="28"/>
+                <w:szCs w:val="28"/>
+                <w:lang w:val="en-US"/>
+              </w:rPr>
+              <w:t>input</w:t>
+            </w:r>
+            <w:r>
+              <w:rPr>
+                <w:rFonts w:ascii="Times New Roman" w:hAnsi="Times New Roman" w:cs="Times New Roman"/>
+                <w:bCs/>
+                <w:color w:val="000000"/>
+                <w:sz w:val="28"/>
+                <w:szCs w:val="28"/>
+              </w:rPr>
+              <w:t xml:space="preserve">('Введите количество сторк </w:t>
+            </w:r>
+            <w:r>
+              <w:rPr>
+                <w:rFonts w:ascii="Times New Roman" w:hAnsi="Times New Roman" w:cs="Times New Roman"/>
+                <w:bCs/>
+                <w:color w:val="000000"/>
+                <w:sz w:val="28"/>
+                <w:szCs w:val="28"/>
+                <w:lang w:val="en-US"/>
+              </w:rPr>
+              <w:t>N</w:t>
+            </w:r>
+            <w:r>
+              <w:rPr>
+                <w:rFonts w:ascii="Times New Roman" w:hAnsi="Times New Roman" w:cs="Times New Roman"/>
+                <w:bCs/>
+                <w:color w:val="000000"/>
+                <w:sz w:val="28"/>
+                <w:szCs w:val="28"/>
+              </w:rPr>
+              <w:t xml:space="preserve"> = ');</w:t>
+            </w:r>
+          </w:p>
+          <w:p>
+            <w:pPr>
+              <w:rPr>
+                <w:rFonts w:ascii="Times New Roman" w:hAnsi="Times New Roman" w:cs="Times New Roman"/>
+                <w:bCs/>
+                <w:color w:val="000000"/>
+                <w:sz w:val="28"/>
+                <w:szCs w:val="28"/>
+              </w:rPr>
+            </w:pPr>
+            <w:r>
+              <w:rPr>
+                <w:rFonts w:ascii="Times New Roman" w:hAnsi="Times New Roman" w:cs="Times New Roman"/>
+                <w:bCs/>
+                <w:color w:val="000000"/>
+                <w:sz w:val="28"/>
+                <w:szCs w:val="28"/>
+                <w:lang w:val="en-US"/>
+              </w:rPr>
+              <w:t>M</w:t>
+            </w:r>
+            <w:r>
+              <w:rPr>
+                <w:rFonts w:ascii="Times New Roman" w:hAnsi="Times New Roman" w:cs="Times New Roman"/>
+                <w:bCs/>
+                <w:color w:val="000000"/>
+                <w:sz w:val="28"/>
+                <w:szCs w:val="28"/>
+              </w:rPr>
+              <w:t xml:space="preserve"> = </w:t>
+            </w:r>
+            <w:r>
+              <w:rPr>
+                <w:rFonts w:ascii="Times New Roman" w:hAnsi="Times New Roman" w:cs="Times New Roman"/>
+                <w:bCs/>
+                <w:color w:val="000000"/>
+                <w:sz w:val="28"/>
+                <w:szCs w:val="28"/>
+                <w:lang w:val="en-US"/>
+              </w:rPr>
+              <w:t>input</w:t>
+            </w:r>
+            <w:r>
+              <w:rPr>
+                <w:rFonts w:ascii="Times New Roman" w:hAnsi="Times New Roman" w:cs="Times New Roman"/>
+                <w:bCs/>
+                <w:color w:val="000000"/>
+                <w:sz w:val="28"/>
+                <w:szCs w:val="28"/>
+              </w:rPr>
+              <w:t xml:space="preserve">('Введите количество столбцов </w:t>
+            </w:r>
+            <w:r>
+              <w:rPr>
+                <w:rFonts w:ascii="Times New Roman" w:hAnsi="Times New Roman" w:cs="Times New Roman"/>
+                <w:bCs/>
+                <w:color w:val="000000"/>
+                <w:sz w:val="28"/>
+                <w:szCs w:val="28"/>
+                <w:lang w:val="en-US"/>
+              </w:rPr>
+              <w:t>M</w:t>
+            </w:r>
+            <w:r>
+              <w:rPr>
+                <w:rFonts w:ascii="Times New Roman" w:hAnsi="Times New Roman" w:cs="Times New Roman"/>
+                <w:bCs/>
+                <w:color w:val="000000"/>
+                <w:sz w:val="28"/>
+                <w:szCs w:val="28"/>
+              </w:rPr>
+              <w:t xml:space="preserve"> = ');</w:t>
+            </w:r>
+          </w:p>
+          <w:p>
+            <w:pPr>
+              <w:rPr>
+                <w:rFonts w:ascii="Times New Roman" w:hAnsi="Times New Roman" w:cs="Times New Roman"/>
+                <w:bCs/>
+                <w:color w:val="000000"/>
+                <w:sz w:val="28"/>
+                <w:szCs w:val="28"/>
+              </w:rPr>
+            </w:pPr>
+          </w:p>
+          <w:p>
+            <w:pPr>
+              <w:rPr>
+                <w:rFonts w:ascii="Times New Roman" w:hAnsi="Times New Roman" w:cs="Times New Roman"/>
+                <w:bCs/>
+                <w:color w:val="000000"/>
+                <w:sz w:val="28"/>
+                <w:szCs w:val="28"/>
+                <w:lang w:val="en-US"/>
+              </w:rPr>
+            </w:pPr>
+            <w:r>
+              <w:rPr>
+                <w:rFonts w:ascii="Times New Roman" w:hAnsi="Times New Roman" w:cs="Times New Roman"/>
+                <w:bCs/>
+                <w:color w:val="000000"/>
+                <w:sz w:val="28"/>
+                <w:szCs w:val="28"/>
+                <w:lang w:val="en-US"/>
+              </w:rPr>
+              <w:t>for i = 1 : N</w:t>
+            </w:r>
+          </w:p>
+          <w:p>
+            <w:pPr>
+              <w:rPr>
+                <w:rFonts w:ascii="Times New Roman" w:hAnsi="Times New Roman" w:cs="Times New Roman"/>
+                <w:bCs/>
+                <w:color w:val="000000"/>
+                <w:sz w:val="28"/>
+                <w:szCs w:val="28"/>
+                <w:lang w:val="en-US"/>
+              </w:rPr>
+            </w:pPr>
+            <w:r>
+              <w:rPr>
+                <w:rFonts w:ascii="Times New Roman" w:hAnsi="Times New Roman" w:cs="Times New Roman"/>
+                <w:bCs/>
+                <w:color w:val="000000"/>
+                <w:sz w:val="28"/>
+                <w:szCs w:val="28"/>
+                <w:lang w:val="en-US"/>
+              </w:rPr>
+              <w:t xml:space="preserve">  for j = 1 : M</w:t>
+            </w:r>
+          </w:p>
+          <w:p>
+            <w:pPr>
+              <w:rPr>
+                <w:rFonts w:ascii="Times New Roman" w:hAnsi="Times New Roman" w:cs="Times New Roman"/>
+                <w:bCs/>
+                <w:color w:val="000000"/>
+                <w:sz w:val="28"/>
+                <w:szCs w:val="28"/>
+                <w:lang w:val="en-US"/>
+              </w:rPr>
+            </w:pPr>
+            <w:r>
+              <w:rPr>
+                <w:rFonts w:ascii="Times New Roman" w:hAnsi="Times New Roman" w:cs="Times New Roman"/>
+                <w:bCs/>
+                <w:color w:val="000000"/>
+                <w:sz w:val="28"/>
+                <w:szCs w:val="28"/>
+                <w:lang w:val="en-US"/>
+              </w:rPr>
+              <w:t xml:space="preserve">    A(i, j) = input(sprintf('A(%d,%d) = ', i, j));</w:t>
+            </w:r>
+          </w:p>
+          <w:p>
+            <w:pPr>
+              <w:rPr>
+                <w:rFonts w:ascii="Times New Roman" w:hAnsi="Times New Roman" w:cs="Times New Roman"/>
+                <w:bCs/>
+                <w:color w:val="000000"/>
+                <w:sz w:val="28"/>
+                <w:szCs w:val="28"/>
+                <w:lang w:val="en-US"/>
+              </w:rPr>
+            </w:pPr>
+            <w:r>
+              <w:rPr>
+                <w:rFonts w:ascii="Times New Roman" w:hAnsi="Times New Roman" w:cs="Times New Roman"/>
+                <w:bCs/>
+                <w:color w:val="000000"/>
+                <w:sz w:val="28"/>
+                <w:szCs w:val="28"/>
+                <w:lang w:val="en-US"/>
+              </w:rPr>
+              <w:t xml:space="preserve">  end;</w:t>
+            </w:r>
+          </w:p>
+          <w:p>
+            <w:pPr>
+              <w:rPr>
+                <w:rFonts w:ascii="Times New Roman" w:hAnsi="Times New Roman" w:cs="Times New Roman"/>
+                <w:bCs/>
+                <w:color w:val="000000"/>
+                <w:sz w:val="28"/>
+                <w:szCs w:val="28"/>
+                <w:lang w:val="en-US"/>
+              </w:rPr>
+            </w:pPr>
+            <w:r>
+              <w:rPr>
+                <w:rFonts w:ascii="Times New Roman" w:hAnsi="Times New Roman" w:cs="Times New Roman"/>
+                <w:bCs/>
+                <w:color w:val="000000"/>
+                <w:sz w:val="28"/>
+                <w:szCs w:val="28"/>
+                <w:lang w:val="en-US"/>
+              </w:rPr>
+              <w:t>end;</w:t>
+            </w:r>
+          </w:p>
+          <w:p>
+            <w:pPr>
+              <w:rPr>
+                <w:rFonts w:ascii="Times New Roman" w:hAnsi="Times New Roman" w:cs="Times New Roman"/>
+                <w:bCs/>
+                <w:color w:val="000000"/>
+                <w:sz w:val="28"/>
+                <w:szCs w:val="28"/>
+                <w:lang w:val="en-US"/>
+              </w:rPr>
+            </w:pPr>
+          </w:p>
+          <w:p>
+            <w:pPr>
+              <w:rPr>
+                <w:rFonts w:ascii="Times New Roman" w:hAnsi="Times New Roman" w:cs="Times New Roman"/>
+                <w:bCs/>
+                <w:color w:val="000000"/>
+                <w:sz w:val="28"/>
+                <w:szCs w:val="28"/>
+                <w:lang w:val="en-US"/>
+              </w:rPr>
+            </w:pPr>
+            <w:r>
+              <w:rPr>
+                <w:rFonts w:ascii="Times New Roman" w:hAnsi="Times New Roman" w:cs="Times New Roman"/>
+                <w:bCs/>
+                <w:color w:val="000000"/>
+                <w:sz w:val="28"/>
+                <w:szCs w:val="28"/>
+                <w:lang w:val="en-US"/>
+              </w:rPr>
+              <w:t>disp('Исходная матрица A:');</w:t>
+            </w:r>
+          </w:p>
+          <w:p>
+            <w:pPr>
+              <w:rPr>
+                <w:rFonts w:ascii="Times New Roman" w:hAnsi="Times New Roman" w:cs="Times New Roman"/>
+                <w:bCs/>
+                <w:color w:val="000000"/>
+                <w:sz w:val="28"/>
+                <w:szCs w:val="28"/>
+                <w:lang w:val="en-US"/>
+              </w:rPr>
+            </w:pPr>
+            <w:r>
+              <w:rPr>
+                <w:rFonts w:ascii="Times New Roman" w:hAnsi="Times New Roman" w:cs="Times New Roman"/>
+                <w:bCs/>
+                <w:color w:val="000000"/>
+                <w:sz w:val="28"/>
+                <w:szCs w:val="28"/>
+                <w:lang w:val="en-US"/>
+              </w:rPr>
+              <w:t>disp(A);</w:t>
+            </w:r>
+          </w:p>
+          <w:p>
+            <w:pPr>
+              <w:rPr>
+                <w:rFonts w:ascii="Times New Roman" w:hAnsi="Times New Roman" w:cs="Times New Roman"/>
+                <w:bCs/>
+                <w:color w:val="000000"/>
+                <w:sz w:val="28"/>
+                <w:szCs w:val="28"/>
+                <w:lang w:val="en-US"/>
+              </w:rPr>
+            </w:pPr>
+          </w:p>
+          <w:p>
+            <w:pPr>
+              <w:rPr>
+                <w:rFonts w:ascii="Times New Roman" w:hAnsi="Times New Roman" w:cs="Times New Roman"/>
+                <w:bCs/>
+                <w:color w:val="000000"/>
+                <w:sz w:val="28"/>
+                <w:szCs w:val="28"/>
+                <w:lang w:val="en-US"/>
+              </w:rPr>
+            </w:pPr>
+            <w:r>
+              <w:rPr>
+                <w:rFonts w:ascii="Times New Roman" w:hAnsi="Times New Roman" w:cs="Times New Roman"/>
+                <w:bCs/>
+                <w:color w:val="000000"/>
+                <w:sz w:val="28"/>
+                <w:szCs w:val="28"/>
+                <w:lang w:val="en-US"/>
+              </w:rPr>
+              <w:t>f = fopen('primer.txt', 'wt');</w:t>
+            </w:r>
+          </w:p>
+          <w:p>
+            <w:pPr>
+              <w:rPr>
+                <w:rFonts w:ascii="Times New Roman" w:hAnsi="Times New Roman" w:cs="Times New Roman"/>
+                <w:bCs/>
+                <w:color w:val="000000"/>
+                <w:sz w:val="28"/>
+                <w:szCs w:val="28"/>
+                <w:lang w:val="en-US"/>
+              </w:rPr>
+            </w:pPr>
+            <w:r>
+              <w:rPr>
+                <w:rFonts w:ascii="Times New Roman" w:hAnsi="Times New Roman" w:cs="Times New Roman"/>
+                <w:bCs/>
+                <w:color w:val="000000"/>
+                <w:sz w:val="28"/>
+                <w:szCs w:val="28"/>
+                <w:lang w:val="en-US"/>
+              </w:rPr>
+              <w:t>fprintf(f, '%d\t%d\n', N, M);</w:t>
+            </w:r>
+          </w:p>
+          <w:p>
+            <w:pPr>
+              <w:rPr>
+                <w:rFonts w:ascii="Times New Roman" w:hAnsi="Times New Roman" w:cs="Times New Roman"/>
+                <w:bCs/>
+                <w:color w:val="000000"/>
+                <w:sz w:val="28"/>
+                <w:szCs w:val="28"/>
+                <w:lang w:val="en-US"/>
+              </w:rPr>
+            </w:pPr>
+          </w:p>
+          <w:p>
+            <w:pPr>
+              <w:rPr>
+                <w:rFonts w:ascii="Times New Roman" w:hAnsi="Times New Roman" w:cs="Times New Roman"/>
+                <w:bCs/>
+                <w:color w:val="000000"/>
+                <w:sz w:val="28"/>
+                <w:szCs w:val="28"/>
+                <w:lang w:val="en-US"/>
+              </w:rPr>
+            </w:pPr>
+            <w:r>
+              <w:rPr>
+                <w:rFonts w:ascii="Times New Roman" w:hAnsi="Times New Roman" w:cs="Times New Roman"/>
+                <w:bCs/>
+                <w:color w:val="000000"/>
+                <w:sz w:val="28"/>
+                <w:szCs w:val="28"/>
+                <w:lang w:val="en-US"/>
+              </w:rPr>
+              <w:t>for i = 1 : N</w:t>
+            </w:r>
+          </w:p>
+          <w:p>
+            <w:pPr>
+              <w:rPr>
+                <w:rFonts w:ascii="Times New Roman" w:hAnsi="Times New Roman" w:cs="Times New Roman"/>
+                <w:bCs/>
+                <w:color w:val="000000"/>
+                <w:sz w:val="28"/>
+                <w:szCs w:val="28"/>
+                <w:lang w:val="en-US"/>
+              </w:rPr>
+            </w:pPr>
+            <w:r>
+              <w:rPr>
+                <w:rFonts w:ascii="Times New Roman" w:hAnsi="Times New Roman" w:cs="Times New Roman"/>
+                <w:bCs/>
+                <w:color w:val="000000"/>
+                <w:sz w:val="28"/>
+                <w:szCs w:val="28"/>
+                <w:lang w:val="en-US"/>
+              </w:rPr>
+              <w:t xml:space="preserve">  for j = 1 : M</w:t>
+            </w:r>
+          </w:p>
+          <w:p>
+            <w:pPr>
+              <w:rPr>
+                <w:rFonts w:ascii="Times New Roman" w:hAnsi="Times New Roman" w:cs="Times New Roman"/>
+                <w:bCs/>
+                <w:color w:val="000000"/>
+                <w:sz w:val="28"/>
+                <w:szCs w:val="28"/>
+                <w:lang w:val="en-US"/>
+              </w:rPr>
+            </w:pPr>
+            <w:r>
+              <w:rPr>
+                <w:rFonts w:ascii="Times New Roman" w:hAnsi="Times New Roman" w:cs="Times New Roman"/>
+                <w:bCs/>
+                <w:color w:val="000000"/>
+                <w:sz w:val="28"/>
+                <w:szCs w:val="28"/>
+                <w:lang w:val="en-US"/>
+              </w:rPr>
+              <w:t xml:space="preserve">    fprintf(f, '%g\t', A(i, j));</w:t>
+            </w:r>
+          </w:p>
+          <w:p>
+            <w:pPr>
+              <w:rPr>
+                <w:rFonts w:ascii="Times New Roman" w:hAnsi="Times New Roman" w:cs="Times New Roman"/>
+                <w:bCs/>
+                <w:color w:val="000000"/>
+                <w:sz w:val="28"/>
+                <w:szCs w:val="28"/>
+                <w:lang w:val="en-US"/>
+              </w:rPr>
+            </w:pPr>
+            <w:r>
+              <w:rPr>
+                <w:rFonts w:ascii="Times New Roman" w:hAnsi="Times New Roman" w:cs="Times New Roman"/>
+                <w:bCs/>
+                <w:color w:val="000000"/>
+                <w:sz w:val="28"/>
+                <w:szCs w:val="28"/>
+                <w:lang w:val="en-US"/>
+              </w:rPr>
+              <w:t xml:space="preserve">  end;</w:t>
+            </w:r>
+          </w:p>
+          <w:p>
+            <w:pPr>
+              <w:rPr>
+                <w:rFonts w:ascii="Times New Roman" w:hAnsi="Times New Roman" w:cs="Times New Roman"/>
+                <w:bCs/>
+                <w:color w:val="000000"/>
+                <w:sz w:val="28"/>
+                <w:szCs w:val="28"/>
+                <w:lang w:val="en-US"/>
+              </w:rPr>
+            </w:pPr>
+            <w:r>
+              <w:rPr>
+                <w:rFonts w:ascii="Times New Roman" w:hAnsi="Times New Roman" w:cs="Times New Roman"/>
+                <w:bCs/>
+                <w:color w:val="000000"/>
+                <w:sz w:val="28"/>
+                <w:szCs w:val="28"/>
+                <w:lang w:val="en-US"/>
+              </w:rPr>
+              <w:t xml:space="preserve">  fprintf(f, '\n');</w:t>
+            </w:r>
+          </w:p>
+          <w:p>
+            <w:pPr>
+              <w:rPr>
+                <w:rFonts w:ascii="Times New Roman" w:hAnsi="Times New Roman" w:cs="Times New Roman"/>
+                <w:bCs/>
+                <w:color w:val="000000"/>
+                <w:sz w:val="28"/>
+                <w:szCs w:val="28"/>
+                <w:lang w:val="en-US"/>
+              </w:rPr>
+            </w:pPr>
+            <w:r>
+              <w:rPr>
+                <w:rFonts w:ascii="Times New Roman" w:hAnsi="Times New Roman" w:cs="Times New Roman"/>
+                <w:bCs/>
+                <w:color w:val="000000"/>
+                <w:sz w:val="28"/>
+                <w:szCs w:val="28"/>
+                <w:lang w:val="en-US"/>
+              </w:rPr>
+              <w:t>end;</w:t>
+            </w:r>
+          </w:p>
+          <w:p>
+            <w:pPr>
+              <w:rPr>
+                <w:rFonts w:ascii="Times New Roman" w:hAnsi="Times New Roman" w:cs="Times New Roman"/>
+                <w:bCs/>
+                <w:color w:val="000000"/>
+                <w:sz w:val="28"/>
+                <w:szCs w:val="28"/>
+                <w:lang w:val="en-US"/>
+              </w:rPr>
+            </w:pPr>
+          </w:p>
+          <w:p>
+            <w:pPr>
+              <w:rPr>
+                <w:rFonts w:ascii="Times New Roman" w:hAnsi="Times New Roman" w:cs="Times New Roman"/>
+                <w:bCs/>
+                <w:color w:val="000000"/>
+                <w:sz w:val="28"/>
+                <w:szCs w:val="28"/>
+                <w:lang w:val="en-US"/>
+              </w:rPr>
+            </w:pPr>
+            <w:r>
+              <w:rPr>
+                <w:rFonts w:ascii="Times New Roman" w:hAnsi="Times New Roman" w:cs="Times New Roman"/>
+                <w:bCs/>
+                <w:color w:val="000000"/>
+                <w:sz w:val="28"/>
+                <w:szCs w:val="28"/>
+                <w:lang w:val="en-US"/>
+              </w:rPr>
+              <w:t>fclose(f);</w:t>
+            </w:r>
+          </w:p>
+          <w:p>
+            <w:pPr>
+              <w:rPr>
+                <w:rFonts w:ascii="Times New Roman" w:hAnsi="Times New Roman" w:cs="Times New Roman"/>
+                <w:bCs/>
+                <w:color w:val="000000"/>
+                <w:sz w:val="28"/>
+                <w:szCs w:val="28"/>
+                <w:lang w:val="en-US"/>
+              </w:rPr>
+            </w:pPr>
+            <w:r>
+              <w:rPr>
+                <w:rFonts w:ascii="Times New Roman" w:hAnsi="Times New Roman" w:cs="Times New Roman"/>
+                <w:bCs/>
+                <w:color w:val="000000"/>
+                <w:sz w:val="28"/>
+                <w:szCs w:val="28"/>
+                <w:lang w:val="en-US"/>
+              </w:rPr>
+              <w:t>disp('Матрица записана в файл primer.txt');</w:t>
+            </w:r>
+          </w:p>
+          <w:p>
+            <w:pPr>
+              <w:rPr>
+                <w:rFonts w:ascii="Times New Roman" w:hAnsi="Times New Roman" w:cs="Times New Roman"/>
+                <w:bCs/>
+                <w:color w:val="000000"/>
+                <w:sz w:val="28"/>
+                <w:szCs w:val="28"/>
+                <w:lang w:val="en-US"/>
+              </w:rPr>
+            </w:pPr>
+            <w:r>
+              <w:rPr>
+                <w:rFonts w:ascii="Times New Roman" w:hAnsi="Times New Roman" w:cs="Times New Roman"/>
+                <w:bCs/>
+                <w:color w:val="000000"/>
+                <w:sz w:val="28"/>
+                <w:szCs w:val="28"/>
+                <w:lang w:val="en-US"/>
+              </w:rPr>
+              <w:t>clear;</w:t>
+            </w:r>
+          </w:p>
+          <w:p>
+            <w:pPr>
+              <w:rPr>
+                <w:rFonts w:ascii="Times New Roman" w:hAnsi="Times New Roman" w:cs="Times New Roman"/>
+                <w:bCs/>
+                <w:color w:val="000000"/>
+                <w:sz w:val="28"/>
+                <w:szCs w:val="28"/>
+                <w:lang w:val="en-US"/>
+              </w:rPr>
+            </w:pPr>
+          </w:p>
+          <w:p>
+            <w:pPr>
+              <w:rPr>
+                <w:rFonts w:ascii="Times New Roman" w:hAnsi="Times New Roman" w:cs="Times New Roman"/>
+                <w:bCs/>
+                <w:color w:val="000000"/>
+                <w:sz w:val="28"/>
+                <w:szCs w:val="28"/>
+                <w:lang w:val="en-US"/>
+              </w:rPr>
+            </w:pPr>
+            <w:r>
+              <w:rPr>
+                <w:rFonts w:ascii="Times New Roman" w:hAnsi="Times New Roman" w:cs="Times New Roman"/>
+                <w:bCs/>
+                <w:color w:val="000000"/>
+                <w:sz w:val="28"/>
+                <w:szCs w:val="28"/>
+                <w:lang w:val="en-US"/>
+              </w:rPr>
+              <w:t>f = fopen('primer.txt', 'rt');</w:t>
+            </w:r>
+          </w:p>
+          <w:p>
+            <w:pPr>
+              <w:rPr>
+                <w:rFonts w:ascii="Times New Roman" w:hAnsi="Times New Roman" w:cs="Times New Roman"/>
+                <w:bCs/>
+                <w:color w:val="000000"/>
+                <w:sz w:val="28"/>
+                <w:szCs w:val="28"/>
+                <w:lang w:val="en-US"/>
+              </w:rPr>
+            </w:pPr>
+            <w:r>
+              <w:rPr>
+                <w:rFonts w:ascii="Times New Roman" w:hAnsi="Times New Roman" w:cs="Times New Roman"/>
+                <w:bCs/>
+                <w:color w:val="000000"/>
+                <w:sz w:val="28"/>
+                <w:szCs w:val="28"/>
+                <w:lang w:val="en-US"/>
+              </w:rPr>
+              <w:t>stroka = fgetl(f);</w:t>
+            </w:r>
+          </w:p>
+          <w:p>
+            <w:pPr>
+              <w:rPr>
+                <w:rFonts w:ascii="Times New Roman" w:hAnsi="Times New Roman" w:cs="Times New Roman"/>
+                <w:bCs/>
+                <w:color w:val="000000"/>
+                <w:sz w:val="28"/>
+                <w:szCs w:val="28"/>
+                <w:lang w:val="en-US"/>
+              </w:rPr>
+            </w:pPr>
+            <w:r>
+              <w:rPr>
+                <w:rFonts w:ascii="Times New Roman" w:hAnsi="Times New Roman" w:cs="Times New Roman"/>
+                <w:bCs/>
+                <w:color w:val="000000"/>
+                <w:sz w:val="28"/>
+                <w:szCs w:val="28"/>
+                <w:lang w:val="en-US"/>
+              </w:rPr>
+              <w:t>razmer = sscanf(stroka, '%d\t%d');</w:t>
+            </w:r>
+          </w:p>
+          <w:p>
+            <w:pPr>
+              <w:rPr>
+                <w:rFonts w:ascii="Times New Roman" w:hAnsi="Times New Roman" w:cs="Times New Roman"/>
+                <w:bCs/>
+                <w:color w:val="000000"/>
+                <w:sz w:val="28"/>
+                <w:szCs w:val="28"/>
+                <w:lang w:val="en-US"/>
+              </w:rPr>
+            </w:pPr>
+            <w:r>
+              <w:rPr>
+                <w:rFonts w:ascii="Times New Roman" w:hAnsi="Times New Roman" w:cs="Times New Roman"/>
+                <w:bCs/>
+                <w:color w:val="000000"/>
+                <w:sz w:val="28"/>
+                <w:szCs w:val="28"/>
+                <w:lang w:val="en-US"/>
+              </w:rPr>
+              <w:t>N = razmer(1);</w:t>
+            </w:r>
+          </w:p>
+          <w:p>
+            <w:pPr>
+              <w:rPr>
+                <w:rFonts w:ascii="Times New Roman" w:hAnsi="Times New Roman" w:cs="Times New Roman"/>
+                <w:bCs/>
+                <w:color w:val="000000"/>
+                <w:sz w:val="28"/>
+                <w:szCs w:val="28"/>
+                <w:lang w:val="en-US"/>
+              </w:rPr>
+            </w:pPr>
+            <w:r>
+              <w:rPr>
+                <w:rFonts w:ascii="Times New Roman" w:hAnsi="Times New Roman" w:cs="Times New Roman"/>
+                <w:bCs/>
+                <w:color w:val="000000"/>
+                <w:sz w:val="28"/>
+                <w:szCs w:val="28"/>
+                <w:lang w:val="en-US"/>
+              </w:rPr>
+              <w:t>M = razmer(2);</w:t>
+            </w:r>
+          </w:p>
+          <w:p>
+            <w:pPr>
+              <w:rPr>
+                <w:rFonts w:ascii="Times New Roman" w:hAnsi="Times New Roman" w:cs="Times New Roman"/>
+                <w:bCs/>
+                <w:color w:val="000000"/>
+                <w:sz w:val="28"/>
+                <w:szCs w:val="28"/>
+                <w:lang w:val="en-US"/>
+              </w:rPr>
+            </w:pPr>
+            <w:r>
+              <w:rPr>
+                <w:rFonts w:ascii="Times New Roman" w:hAnsi="Times New Roman" w:cs="Times New Roman"/>
+                <w:bCs/>
+                <w:color w:val="000000"/>
+                <w:sz w:val="28"/>
+                <w:szCs w:val="28"/>
+                <w:lang w:val="en-US"/>
+              </w:rPr>
+              <w:t>for i = 1:N</w:t>
+            </w:r>
+          </w:p>
+          <w:p>
+            <w:pPr>
+              <w:rPr>
+                <w:rFonts w:ascii="Times New Roman" w:hAnsi="Times New Roman" w:cs="Times New Roman"/>
+                <w:bCs/>
+                <w:color w:val="000000"/>
+                <w:sz w:val="28"/>
+                <w:szCs w:val="28"/>
+                <w:lang w:val="en-US"/>
+              </w:rPr>
+            </w:pPr>
+            <w:r>
+              <w:rPr>
+                <w:rFonts w:ascii="Times New Roman" w:hAnsi="Times New Roman" w:cs="Times New Roman"/>
+                <w:bCs/>
+                <w:color w:val="000000"/>
+                <w:sz w:val="28"/>
+                <w:szCs w:val="28"/>
+                <w:lang w:val="en-US"/>
+              </w:rPr>
+              <w:lastRenderedPageBreak/>
+              <w:t xml:space="preserve">    for j = 1:M</w:t>
+            </w:r>
+          </w:p>
+          <w:p>
+            <w:pPr>
+              <w:rPr>
+                <w:rFonts w:ascii="Times New Roman" w:hAnsi="Times New Roman" w:cs="Times New Roman"/>
+                <w:bCs/>
+                <w:color w:val="000000"/>
+                <w:sz w:val="28"/>
+                <w:szCs w:val="28"/>
+                <w:lang w:val="en-US"/>
+              </w:rPr>
+            </w:pPr>
+            <w:r>
+              <w:rPr>
+                <w:rFonts w:ascii="Times New Roman" w:hAnsi="Times New Roman" w:cs="Times New Roman"/>
+                <w:bCs/>
+                <w:color w:val="000000"/>
+                <w:sz w:val="28"/>
+                <w:szCs w:val="28"/>
+                <w:lang w:val="en-US"/>
+              </w:rPr>
+              <w:t xml:space="preserve">        B(i,j) = fscanf(f, '%g', 1);</w:t>
+            </w:r>
+          </w:p>
+          <w:p>
+            <w:pPr>
+              <w:rPr>
+                <w:rFonts w:ascii="Times New Roman" w:hAnsi="Times New Roman" w:cs="Times New Roman"/>
+                <w:bCs/>
+                <w:color w:val="000000"/>
+                <w:sz w:val="28"/>
+                <w:szCs w:val="28"/>
+                <w:lang w:val="en-US"/>
+              </w:rPr>
+            </w:pPr>
+            <w:r>
+              <w:rPr>
+                <w:rFonts w:ascii="Times New Roman" w:hAnsi="Times New Roman" w:cs="Times New Roman"/>
+                <w:bCs/>
+                <w:color w:val="000000"/>
+                <w:sz w:val="28"/>
+                <w:szCs w:val="28"/>
+                <w:lang w:val="en-US"/>
+              </w:rPr>
+              <w:t xml:space="preserve">    end</w:t>
+            </w:r>
+          </w:p>
+          <w:p>
+            <w:pPr>
+              <w:rPr>
+                <w:rFonts w:ascii="Times New Roman" w:hAnsi="Times New Roman" w:cs="Times New Roman"/>
+                <w:bCs/>
+                <w:color w:val="000000"/>
+                <w:sz w:val="28"/>
+                <w:szCs w:val="28"/>
+                <w:lang w:val="en-US"/>
+              </w:rPr>
+            </w:pPr>
+            <w:r>
+              <w:rPr>
+                <w:rFonts w:ascii="Times New Roman" w:hAnsi="Times New Roman" w:cs="Times New Roman"/>
+                <w:bCs/>
+                <w:color w:val="000000"/>
+                <w:sz w:val="28"/>
+                <w:szCs w:val="28"/>
+                <w:lang w:val="en-US"/>
+              </w:rPr>
+              <w:t>end</w:t>
+            </w:r>
+          </w:p>
+          <w:p>
+            <w:pPr>
+              <w:rPr>
+                <w:rFonts w:ascii="Times New Roman" w:hAnsi="Times New Roman" w:cs="Times New Roman"/>
+                <w:bCs/>
+                <w:color w:val="000000"/>
+                <w:sz w:val="28"/>
+                <w:szCs w:val="28"/>
+                <w:lang w:val="en-US"/>
+              </w:rPr>
+            </w:pPr>
+          </w:p>
+          <w:p>
+            <w:pPr>
+              <w:rPr>
+                <w:rFonts w:ascii="Times New Roman" w:hAnsi="Times New Roman" w:cs="Times New Roman"/>
+                <w:bCs/>
+                <w:color w:val="000000"/>
+                <w:sz w:val="28"/>
+                <w:szCs w:val="28"/>
+                <w:lang w:val="en-US"/>
+              </w:rPr>
+            </w:pPr>
+            <w:r>
+              <w:rPr>
+                <w:rFonts w:ascii="Times New Roman" w:hAnsi="Times New Roman" w:cs="Times New Roman"/>
+                <w:bCs/>
+                <w:color w:val="000000"/>
+                <w:sz w:val="28"/>
+                <w:szCs w:val="28"/>
+                <w:lang w:val="en-US"/>
+              </w:rPr>
+              <w:t>fclose(f);</w:t>
+            </w:r>
+          </w:p>
+          <w:p>
+            <w:pPr>
+              <w:rPr>
+                <w:rFonts w:ascii="Times New Roman" w:hAnsi="Times New Roman" w:cs="Times New Roman"/>
+                <w:bCs/>
+                <w:color w:val="000000"/>
+                <w:sz w:val="28"/>
+                <w:szCs w:val="28"/>
+                <w:lang w:val="en-US"/>
+              </w:rPr>
+            </w:pPr>
+            <w:r>
+              <w:rPr>
+                <w:rFonts w:ascii="Times New Roman" w:hAnsi="Times New Roman" w:cs="Times New Roman"/>
+                <w:bCs/>
+                <w:color w:val="000000"/>
+                <w:sz w:val="28"/>
+                <w:szCs w:val="28"/>
+                <w:lang w:val="en-US"/>
+              </w:rPr>
+              <w:t>disp('Матрица, считанная из файла primer.txt:');</w:t>
+            </w:r>
+          </w:p>
+          <w:p>
+            <w:pPr>
+              <w:rPr>
+                <w:rFonts w:ascii="Times New Roman" w:hAnsi="Times New Roman" w:cs="Times New Roman"/>
+                <w:bCs/>
+                <w:color w:val="000000"/>
+                <w:sz w:val="28"/>
+                <w:szCs w:val="28"/>
+              </w:rPr>
+            </w:pPr>
+            <w:r>
+              <w:rPr>
+                <w:rFonts w:ascii="Times New Roman" w:hAnsi="Times New Roman" w:cs="Times New Roman"/>
+                <w:bCs/>
+                <w:color w:val="000000"/>
+                <w:sz w:val="28"/>
+                <w:szCs w:val="28"/>
+                <w:lang w:val="en-US"/>
+              </w:rPr>
+              <w:t>disp(B);</w:t>
             </w:r>
           </w:p>
         </w:tc>
@@ -2458,7 +2916,7 @@
         <w:tblLook w:val="04A0" w:firstRow="1" w:lastRow="0" w:firstColumn="1" w:lastColumn="0" w:noHBand="0" w:noVBand="1"/>
       </w:tblPr>
       <w:tblGrid>
-        <w:gridCol w:w="9576"/>
+        <w:gridCol w:w="9345"/>
       </w:tblGrid>
       <w:tr>
         <w:tc>
@@ -2479,16 +2937,15 @@
               <w:rPr>
                 <w:rFonts w:ascii="Times New Roman" w:hAnsi="Times New Roman" w:cs="Times New Roman"/>
                 <w:b/>
-                <w:noProof/>
                 <w:color w:val="000000"/>
                 <w:sz w:val="28"/>
                 <w:szCs w:val="28"/>
               </w:rPr>
               <w:drawing>
-                <wp:inline distT="0" distB="0" distL="0" distR="0" wp14:anchorId="28C7AC19" wp14:editId="1557295D">
-                  <wp:extent cx="5940425" cy="1705970"/>
-                  <wp:effectExtent l="0" t="0" r="3175" b="8890"/>
-                  <wp:docPr id="4" name="Рисунок 4"/>
+                <wp:inline distT="0" distB="0" distL="0" distR="0" wp14:anchorId="3C1A899B" wp14:editId="611DCA63">
+                  <wp:extent cx="4353533" cy="2457793"/>
+                  <wp:effectExtent l="0" t="0" r="9525" b="0"/>
+                  <wp:docPr id="2" name="Рисунок 2"/>
                   <wp:cNvGraphicFramePr>
                     <a:graphicFrameLocks xmlns:a="http://schemas.openxmlformats.org/drawingml/2006/main" noChangeAspect="1"/>
                   </wp:cNvGraphicFramePr>
@@ -2508,7 +2965,7 @@
                         <pic:spPr>
                           <a:xfrm>
                             <a:off x="0" y="0"/>
-                            <a:ext cx="5941846" cy="1706378"/>
+                            <a:ext cx="4353533" cy="2457793"/>
                           </a:xfrm>
                           <a:prstGeom prst="rect">
                             <a:avLst/>
@@ -2521,6 +2978,61 @@
               </w:drawing>
             </w:r>
           </w:p>
+          <w:p>
+            <w:pPr>
+              <w:rPr>
+                <w:rFonts w:ascii="Times New Roman" w:hAnsi="Times New Roman" w:cs="Times New Roman"/>
+                <w:b/>
+                <w:color w:val="000000"/>
+                <w:sz w:val="28"/>
+                <w:szCs w:val="28"/>
+              </w:rPr>
+            </w:pPr>
+            <w:r>
+              <w:rPr>
+                <w:rFonts w:ascii="Times New Roman" w:hAnsi="Times New Roman" w:cs="Times New Roman"/>
+                <w:b/>
+                <w:color w:val="000000"/>
+                <w:sz w:val="28"/>
+                <w:szCs w:val="28"/>
+              </w:rPr>
+              <w:drawing>
+                <wp:inline distT="0" distB="0" distL="0" distR="0" wp14:anchorId="68CEA81F" wp14:editId="5B14933D">
+                  <wp:extent cx="4267796" cy="3781953"/>
+                  <wp:effectExtent l="0" t="0" r="0" b="9525"/>
+                  <wp:docPr id="5" name="Рисунок 5"/>
+                  <wp:cNvGraphicFramePr>
+                    <a:graphicFrameLocks xmlns:a="http://schemas.openxmlformats.org/drawingml/2006/main" noChangeAspect="1"/>
+                  </wp:cNvGraphicFramePr>
+                  <a:graphic xmlns:a="http://schemas.openxmlformats.org/drawingml/2006/main">
+                    <a:graphicData uri="http://schemas.openxmlformats.org/drawingml/2006/picture">
+                      <pic:pic xmlns:pic="http://schemas.openxmlformats.org/drawingml/2006/picture">
+                        <pic:nvPicPr>
+                          <pic:cNvPr id="1" name=""/>
+                          <pic:cNvPicPr/>
+                        </pic:nvPicPr>
+                        <pic:blipFill>
+                          <a:blip r:embed="rId8"/>
+                          <a:stretch>
+                            <a:fillRect/>
+                          </a:stretch>
+                        </pic:blipFill>
+                        <pic:spPr>
+                          <a:xfrm>
+                            <a:off x="0" y="0"/>
+                            <a:ext cx="4267796" cy="3781953"/>
+                          </a:xfrm>
+                          <a:prstGeom prst="rect">
+                            <a:avLst/>
+                          </a:prstGeom>
+                        </pic:spPr>
+                      </pic:pic>
+                    </a:graphicData>
+                  </a:graphic>
+                </wp:inline>
+              </w:drawing>
+            </w:r>
+          </w:p>
         </w:tc>
       </w:tr>
     </w:tbl>
@@ -2602,18 +3114,8 @@
           <w:sz w:val="28"/>
           <w:szCs w:val="28"/>
         </w:rPr>
-        <w:t xml:space="preserve">GNU </w:t>
-      </w:r>
-      <w:proofErr w:type="spellStart"/>
-      <w:r>
-        <w:rPr>
-          <w:rStyle w:val="a5"/>
-          <w:sz w:val="28"/>
-          <w:szCs w:val="28"/>
-        </w:rPr>
-        <w:t>Octave</w:t>
-      </w:r>
-      <w:proofErr w:type="spellEnd"/>
+        <w:t>GNU Octave</w:t>
+      </w:r>
       <w:r>
         <w:rPr>
           <w:sz w:val="28"/>
@@ -2685,7 +3187,6 @@
         </w:rPr>
         <w:t xml:space="preserve">. Для проверки принадлежности точки были использованы логические условия и условный оператор </w:t>
       </w:r>
-      <w:proofErr w:type="spellStart"/>
       <w:r>
         <w:rPr>
           <w:rStyle w:val="HTML"/>
@@ -2695,7 +3196,6 @@
         </w:rPr>
         <w:t>if</w:t>
       </w:r>
-      <w:proofErr w:type="spellEnd"/>
       <w:r>
         <w:rPr>
           <w:sz w:val="28"/>
@@ -2735,23 +3235,7 @@
           <w:sz w:val="28"/>
           <w:szCs w:val="28"/>
         </w:rPr>
-        <w:t xml:space="preserve">. Затем программа считывает данные из этого файла обратно в матрицу и выводит её в интерпретаторе. В результате были закреплены навыки ввода и вывода данных, работы с циклами, матрицами и текстовыми файлами в </w:t>
-      </w:r>
-      <w:proofErr w:type="spellStart"/>
-      <w:r>
-        <w:rPr>
-          <w:sz w:val="28"/>
-          <w:szCs w:val="28"/>
-        </w:rPr>
-        <w:t>Octave</w:t>
-      </w:r>
-      <w:proofErr w:type="spellEnd"/>
-      <w:r>
-        <w:rPr>
-          <w:sz w:val="28"/>
-          <w:szCs w:val="28"/>
-        </w:rPr>
-        <w:t>.</w:t>
+        <w:t>. Затем программа считывает данные из этого файла обратно в матрицу и выводит её в интерпретаторе. В результате были закреплены навыки ввода и вывода данных, работы с циклами, матрицами и текстовыми файлами в Octave.</w:t>
       </w:r>
     </w:p>
     <w:p>
